--- a/docs/auditoria.docx
+++ b/docs/auditoria.docx
@@ -4013,7 +4013,7 @@
               <w:rPr>
                 <w:rFonts w:ascii="Arial" w:cs="Arial" w:eastAsia="Arial" w:hAnsi="Arial"/>
               </w:rPr>
-              <w:t xml:space="preserve">Cálculo: AG = 136 − (101 + 9) = 26. AGc (alb 4,0) = 26. Δ/Δ = (26 − 12)/(24 − 9) = 14/15 = 0,93 → AGMA quase pura. Winter: 1,5·9 + 8 = 21,5 ± 2.</w:t>
+              <w:t>Cálculo: AG = 136 − (101 + 9) = 26. AGc (alb 4,0) = 26. Δ/Δ = (26 − 12)/(24 − 9) = 14/15 = 0,93 → AGMA limítrofe (Δ/Δ &lt; 1: já há componente hiperclorêmico; não chamar de pura sem olhar Cl⁻/tendência). Winter: 1,5·9 + 8 = 21,5 ± 2.</w:t>
             </w:r>
           </w:p>
           <w:p>
@@ -5788,7 +5788,7 @@
                 <w:sz w:val="19"/>
                 <w:szCs w:val="19"/>
               </w:rPr>
-              <w:t xml:space="preserve">Na 142, glicose 600. Calcule e interprete.</w:t>
+              <w:t>Na medido 130 (Na corrigido 142, do exercício anterior), glicose 600. Calcule a osm efetiva e interprete.</w:t>
             </w:r>
           </w:p>
         </w:tc>
@@ -5851,7 +5851,7 @@
               <w:rPr>
                 <w:rFonts w:ascii="Arial" w:cs="Arial" w:eastAsia="Arial" w:hAnsi="Arial"/>
               </w:rPr>
-              <w:t xml:space="preserve">Osm = 2·142 + 600/18 = 284 + 33,3 = 317. Lição: &gt; 320 entra no eixo HHS/neurológico — velocidade de queda osmolar passa a importar tanto quanto o gap.</w:t>
+              <w:t>Osm efetiva = 2·130 (Na MEDIDO) + 600/18 = 260 + 33,3 = 293,3 — ainda não cruza o limiar HHS (&gt;320). O Na corrigido (142) revela o déficit de água livre emergente, mas não entra na fórmula de osm efetiva — usá-lo dupla-conta a glicose. Lição: velocidade de queda osmolar e o Na corrigido importam tanto quanto o gap, mesmo sem cruzar 320.</w:t>
             </w:r>
           </w:p>
         </w:tc>
@@ -7369,7 +7369,7 @@
         <w:rPr>
           <w:rFonts w:ascii="Arial" w:cs="Arial" w:eastAsia="Arial" w:hAnsi="Arial"/>
         </w:rPr>
-        <w:t xml:space="preserve">Bicarbonato é exceção extrema (pH &lt; 7,0), não reflexo.</w:t>
+        <w:t>Bicarbonato é exceção extrema (consenso: pH &lt; 7,0; sem benefício acima de 6,9), não reflexo.</w:t>
       </w:r>
     </w:p>
     <w:p>
@@ -7688,7 +7688,7 @@
                 <w:sz w:val="18"/>
                 <w:szCs w:val="18"/>
               </w:rPr>
-              <w:t xml:space="preserve">repor quando &lt; 5,0 (manter 4–5). K &lt; 3,5 → repor 10 mmol/h e ADIAR insulina até &gt; 3,5.</w:t>
+              <w:t>repor quando &lt; 5,0 (manter 4–5). K &lt; 3,5 → repor 10 mmol/h e ADIAR insulina até ≥ 3,5.</w:t>
             </w:r>
           </w:p>
         </w:tc>
@@ -7744,7 +7744,7 @@
                 <w:sz w:val="18"/>
                 <w:szCs w:val="18"/>
               </w:rPr>
-              <w:t xml:space="preserve">somente pH &lt; 7,0.</w:t>
+              <w:t>somente pH &lt; 7,0 (consenso); sem benefício demonstrado acima de 6,9 — abaixo disso, decisão de UTI, não rotina.</w:t>
             </w:r>
           </w:p>
         </w:tc>
